--- a/Files/06 - Yom Tov/06 - 9 Av/5783/9 Av 5783.docx
+++ b/Files/06 - Yom Tov/06 - 9 Av/5783/9 Av 5783.docx
@@ -112,7 +112,7 @@
           <w:rFonts w:ascii="Times New Roman" w:hAnsi="Times New Roman" w:cs="Times New Roman"/>
           <w:rtl/>
         </w:rPr>
-        <w:t>"</w:t>
+        <w:t>״</w:t>
       </w:r>
       <w:r>
         <w:rPr>
